--- a/project/placement_portal.docx
+++ b/project/placement_portal.docx
@@ -3,513 +3,6 @@
 <w:document xmlns:wpc="http://schemas.microsoft.com/office/word/2010/wordprocessingCanvas" xmlns:cx="http://schemas.microsoft.com/office/drawing/2014/chartex" xmlns:cx1="http://schemas.microsoft.com/office/drawing/2015/9/8/chartex" xmlns:cx2="http://schemas.microsoft.com/office/drawing/2015/10/21/chartex" xmlns:cx3="http://schemas.microsoft.com/office/drawing/2016/5/9/chartex" xmlns:cx4="http://schemas.microsoft.com/office/drawing/2016/5/10/chartex" xmlns:cx5="http://schemas.microsoft.com/office/drawing/2016/5/11/chartex" xmlns:cx6="http://schemas.microsoft.com/office/drawing/2016/5/12/chartex" xmlns:cx7="http://schemas.microsoft.com/office/drawing/2016/5/13/chartex" xmlns:cx8="http://schemas.microsoft.com/office/drawing/2016/5/14/chartex" xmlns:mc="http://schemas.openxmlformats.org/markup-compatibility/2006" xmlns:aink="http://schemas.microsoft.com/office/drawing/2016/ink" xmlns:am3d="http://schemas.microsoft.com/office/drawing/2017/model3d" xmlns:o="urn:schemas-microsoft-com:office:office" xmlns:oel="http://schemas.microsoft.com/office/2019/extlst" xmlns:r="http://schemas.openxmlformats.org/officeDocument/2006/relationships" xmlns:m="http://schemas.openxmlformats.org/officeDocument/2006/math" xmlns:v="urn:schemas-microsoft-com:vml" xmlns:wp14="http://schemas.microsoft.com/office/word/2010/wordprocessingDrawing" xmlns:wp="http://schemas.openxmlformats.org/drawingml/2006/wordprocessingDrawing" xmlns:w10="urn:schemas-microsoft-com:office:word" xmlns:w="http://schemas.openxmlformats.org/wordprocessingml/2006/main" xmlns:w14="http://schemas.microsoft.com/office/word/2010/wordml" xmlns:w15="http://schemas.microsoft.com/office/word/2012/wordml" xmlns:w16cex="http://schemas.microsoft.com/office/word/2018/wordml/cex" xmlns:w16cid="http://schemas.microsoft.com/office/word/2016/wordml/cid" xmlns:w16="http://schemas.microsoft.com/office/word/2018/wordml" xmlns:w16du="http://schemas.microsoft.com/office/word/2023/wordml/word16du" xmlns:w16sdtdh="http://schemas.microsoft.com/office/word/2020/wordml/sdtdatahash" xmlns:w16sdtfl="http://schemas.microsoft.com/office/word/2024/wordml/sdtformatlock" xmlns:w16se="http://schemas.microsoft.com/office/word/2015/wordml/symex" xmlns:wpg="http://schemas.microsoft.com/office/word/2010/wordprocessingGroup" xmlns:wpi="http://schemas.microsoft.com/office/word/2010/wordprocessingInk" xmlns:wne="http://schemas.microsoft.com/office/word/2006/wordml" xmlns:wps="http://schemas.microsoft.com/office/word/2010/wordprocessingShape" mc:Ignorable="w14 w15 w16se w16cid w16 w16cex w16sdtdh w16sdtfl w16du wp14">
   <w:body>
     <w:p>
-      <w:r>
-        <w:t>Placement Portal</w:t>
-      </w:r>
-    </w:p>
-    <w:p>
-      <w:r>
-        <w:t xml:space="preserve">The placement portal helps the students to get </w:t>
-      </w:r>
-      <w:proofErr w:type="gramStart"/>
-      <w:r>
-        <w:t>know</w:t>
-      </w:r>
-      <w:proofErr w:type="gramEnd"/>
-      <w:r>
-        <w:t xml:space="preserve"> about the upcoming companies which are going to come </w:t>
-      </w:r>
-      <w:proofErr w:type="gramStart"/>
-      <w:r>
-        <w:t>in</w:t>
-      </w:r>
-      <w:proofErr w:type="gramEnd"/>
-      <w:r>
-        <w:t xml:space="preserve"> college campus. The portal makes </w:t>
-      </w:r>
-      <w:proofErr w:type="gramStart"/>
-      <w:r>
-        <w:t>an</w:t>
-      </w:r>
-      <w:proofErr w:type="gramEnd"/>
-      <w:r>
-        <w:t xml:space="preserve"> streamline flow of recruitment drive for the final year students. The students get to know about the current job openings which companies bring over to their college. As per the placement cell department </w:t>
-      </w:r>
-      <w:proofErr w:type="gramStart"/>
-      <w:r>
-        <w:t>authority</w:t>
-      </w:r>
-      <w:proofErr w:type="gramEnd"/>
-      <w:r>
-        <w:t xml:space="preserve"> like TPO place </w:t>
-      </w:r>
-      <w:proofErr w:type="gramStart"/>
-      <w:r>
-        <w:t>an</w:t>
-      </w:r>
-      <w:proofErr w:type="gramEnd"/>
-      <w:r>
-        <w:t xml:space="preserve"> job opportunity to the portal for hiring young talent by the companies from college. Students can view and apply for the dream jobs and </w:t>
-      </w:r>
-      <w:proofErr w:type="gramStart"/>
-      <w:r>
-        <w:t>there</w:t>
-      </w:r>
-      <w:proofErr w:type="gramEnd"/>
-      <w:r>
-        <w:t xml:space="preserve"> dream company. </w:t>
-      </w:r>
-    </w:p>
-    <w:p>
-      <w:r>
-        <w:t xml:space="preserve">Modules in the </w:t>
-      </w:r>
-      <w:proofErr w:type="gramStart"/>
-      <w:r>
-        <w:t>portal :</w:t>
-      </w:r>
-      <w:proofErr w:type="gramEnd"/>
-      <w:r>
-        <w:t xml:space="preserve"> </w:t>
-      </w:r>
-    </w:p>
-    <w:p>
-      <w:pPr>
-        <w:pStyle w:val="ListParagraph"/>
-        <w:numPr>
-          <w:ilvl w:val="0"/>
-          <w:numId w:val="1"/>
-        </w:numPr>
-      </w:pPr>
-      <w:r>
-        <w:t xml:space="preserve">Admin Panel </w:t>
-      </w:r>
-    </w:p>
-    <w:p>
-      <w:pPr>
-        <w:pStyle w:val="ListParagraph"/>
-        <w:numPr>
-          <w:ilvl w:val="0"/>
-          <w:numId w:val="1"/>
-        </w:numPr>
-      </w:pPr>
-      <w:r>
-        <w:t xml:space="preserve">Student Panel </w:t>
-      </w:r>
-    </w:p>
-    <w:p>
-      <w:pPr>
-        <w:pStyle w:val="ListParagraph"/>
-        <w:numPr>
-          <w:ilvl w:val="0"/>
-          <w:numId w:val="1"/>
-        </w:numPr>
-      </w:pPr>
-      <w:r>
-        <w:t>TPO</w:t>
-      </w:r>
-    </w:p>
-    <w:p>
-      <w:proofErr w:type="gramStart"/>
-      <w:r>
-        <w:t>Functionalities :</w:t>
-      </w:r>
-      <w:proofErr w:type="gramEnd"/>
-      <w:r>
-        <w:t xml:space="preserve"> </w:t>
-      </w:r>
-    </w:p>
-    <w:p>
-      <w:pPr>
-        <w:pStyle w:val="ListParagraph"/>
-        <w:numPr>
-          <w:ilvl w:val="0"/>
-          <w:numId w:val="2"/>
-        </w:numPr>
-      </w:pPr>
-      <w:r>
-        <w:t xml:space="preserve">Admin Functionality </w:t>
-      </w:r>
-    </w:p>
-    <w:p>
-      <w:pPr>
-        <w:pStyle w:val="ListParagraph"/>
-        <w:numPr>
-          <w:ilvl w:val="0"/>
-          <w:numId w:val="3"/>
-        </w:numPr>
-      </w:pPr>
-      <w:r>
-        <w:t>Admin can verify students or block students</w:t>
-      </w:r>
-    </w:p>
-    <w:p>
-      <w:pPr>
-        <w:pStyle w:val="ListParagraph"/>
-        <w:numPr>
-          <w:ilvl w:val="0"/>
-          <w:numId w:val="3"/>
-        </w:numPr>
-      </w:pPr>
-      <w:r>
-        <w:t xml:space="preserve">Admin can verify TPO </w:t>
-      </w:r>
-    </w:p>
-    <w:p>
-      <w:pPr>
-        <w:pStyle w:val="ListParagraph"/>
-        <w:numPr>
-          <w:ilvl w:val="0"/>
-          <w:numId w:val="3"/>
-        </w:numPr>
-      </w:pPr>
-      <w:proofErr w:type="gramStart"/>
-      <w:r>
-        <w:t>Admin</w:t>
-      </w:r>
-      <w:proofErr w:type="gramEnd"/>
-      <w:r>
-        <w:t xml:space="preserve"> have the look at the requirements posted by TPO</w:t>
-      </w:r>
-    </w:p>
-    <w:p>
-      <w:pPr>
-        <w:pStyle w:val="ListParagraph"/>
-        <w:numPr>
-          <w:ilvl w:val="0"/>
-          <w:numId w:val="3"/>
-        </w:numPr>
-      </w:pPr>
-      <w:r>
-        <w:t>Admin manages the list of students, vacancies posted and companies</w:t>
-      </w:r>
-    </w:p>
-    <w:p>
-      <w:pPr>
-        <w:pStyle w:val="ListParagraph"/>
-        <w:numPr>
-          <w:ilvl w:val="0"/>
-          <w:numId w:val="3"/>
-        </w:numPr>
-      </w:pPr>
-      <w:r>
-        <w:t xml:space="preserve">Admin can manage profile </w:t>
-      </w:r>
-    </w:p>
-    <w:p>
-      <w:pPr>
-        <w:pStyle w:val="ListParagraph"/>
-        <w:numPr>
-          <w:ilvl w:val="0"/>
-          <w:numId w:val="2"/>
-        </w:numPr>
-      </w:pPr>
-      <w:r>
-        <w:t xml:space="preserve">Student </w:t>
-      </w:r>
-      <w:proofErr w:type="gramStart"/>
-      <w:r>
-        <w:t>Functionalities :</w:t>
-      </w:r>
-      <w:proofErr w:type="gramEnd"/>
-      <w:r>
-        <w:t xml:space="preserve"> </w:t>
-      </w:r>
-    </w:p>
-    <w:p>
-      <w:pPr>
-        <w:pStyle w:val="ListParagraph"/>
-        <w:numPr>
-          <w:ilvl w:val="0"/>
-          <w:numId w:val="4"/>
-        </w:numPr>
-      </w:pPr>
-      <w:proofErr w:type="gramStart"/>
-      <w:r>
-        <w:t>Student</w:t>
-      </w:r>
-      <w:proofErr w:type="gramEnd"/>
-      <w:r>
-        <w:t xml:space="preserve"> can register</w:t>
-      </w:r>
-    </w:p>
-    <w:p>
-      <w:pPr>
-        <w:pStyle w:val="ListParagraph"/>
-        <w:numPr>
-          <w:ilvl w:val="0"/>
-          <w:numId w:val="4"/>
-        </w:numPr>
-      </w:pPr>
-      <w:proofErr w:type="gramStart"/>
-      <w:r>
-        <w:t>Student</w:t>
-      </w:r>
-      <w:proofErr w:type="gramEnd"/>
-      <w:r>
-        <w:t xml:space="preserve"> can access the system by logging in after the successful </w:t>
-      </w:r>
-      <w:proofErr w:type="gramStart"/>
-      <w:r>
-        <w:t>verification  done</w:t>
-      </w:r>
-      <w:proofErr w:type="gramEnd"/>
-      <w:r>
-        <w:t xml:space="preserve"> by admin side</w:t>
-      </w:r>
-    </w:p>
-    <w:p>
-      <w:pPr>
-        <w:pStyle w:val="ListParagraph"/>
-        <w:numPr>
-          <w:ilvl w:val="0"/>
-          <w:numId w:val="4"/>
-        </w:numPr>
-      </w:pPr>
-      <w:proofErr w:type="gramStart"/>
-      <w:r>
-        <w:t>Student</w:t>
-      </w:r>
-      <w:proofErr w:type="gramEnd"/>
-      <w:r>
-        <w:t xml:space="preserve"> can manage </w:t>
-      </w:r>
-      <w:proofErr w:type="gramStart"/>
-      <w:r>
-        <w:t>its</w:t>
-      </w:r>
-      <w:proofErr w:type="gramEnd"/>
-      <w:r>
-        <w:t xml:space="preserve"> profile</w:t>
-      </w:r>
-    </w:p>
-    <w:p>
-      <w:pPr>
-        <w:pStyle w:val="ListParagraph"/>
-        <w:numPr>
-          <w:ilvl w:val="0"/>
-          <w:numId w:val="4"/>
-        </w:numPr>
-      </w:pPr>
-      <w:r>
-        <w:t>Change password</w:t>
-      </w:r>
-    </w:p>
-    <w:p>
-      <w:pPr>
-        <w:pStyle w:val="ListParagraph"/>
-        <w:numPr>
-          <w:ilvl w:val="0"/>
-          <w:numId w:val="4"/>
-        </w:numPr>
-      </w:pPr>
-      <w:r>
-        <w:t xml:space="preserve">View posted vacancies with </w:t>
-      </w:r>
-      <w:proofErr w:type="gramStart"/>
-      <w:r>
-        <w:t>details ,</w:t>
-      </w:r>
-      <w:proofErr w:type="gramEnd"/>
-      <w:r>
-        <w:t xml:space="preserve"> requirements and eligibility criteria</w:t>
-      </w:r>
-    </w:p>
-    <w:p>
-      <w:pPr>
-        <w:pStyle w:val="ListParagraph"/>
-        <w:numPr>
-          <w:ilvl w:val="0"/>
-          <w:numId w:val="4"/>
-        </w:numPr>
-      </w:pPr>
-      <w:r>
-        <w:t xml:space="preserve">Apply for posted vacancies </w:t>
-      </w:r>
-      <w:r>
-        <w:t>to be a part of placement drive</w:t>
-      </w:r>
-      <w:r>
-        <w:tab/>
-      </w:r>
-    </w:p>
-    <w:p>
-      <w:pPr>
-        <w:pStyle w:val="ListParagraph"/>
-        <w:numPr>
-          <w:ilvl w:val="0"/>
-          <w:numId w:val="2"/>
-        </w:numPr>
-      </w:pPr>
-      <w:r>
-        <w:t xml:space="preserve">TPO </w:t>
-      </w:r>
-      <w:proofErr w:type="gramStart"/>
-      <w:r>
-        <w:t>Functionalities :</w:t>
-      </w:r>
-      <w:proofErr w:type="gramEnd"/>
-      <w:r>
-        <w:t xml:space="preserve"> </w:t>
-      </w:r>
-    </w:p>
-    <w:p>
-      <w:pPr>
-        <w:pStyle w:val="ListParagraph"/>
-        <w:numPr>
-          <w:ilvl w:val="0"/>
-          <w:numId w:val="5"/>
-        </w:numPr>
-      </w:pPr>
-      <w:r>
-        <w:t>TPO can register</w:t>
-      </w:r>
-    </w:p>
-    <w:p>
-      <w:pPr>
-        <w:pStyle w:val="ListParagraph"/>
-        <w:numPr>
-          <w:ilvl w:val="0"/>
-          <w:numId w:val="5"/>
-        </w:numPr>
-      </w:pPr>
-      <w:r>
-        <w:t>TPO can access the system by logging in after the successful verification done by admin side</w:t>
-      </w:r>
-    </w:p>
-    <w:p>
-      <w:pPr>
-        <w:pStyle w:val="ListParagraph"/>
-        <w:numPr>
-          <w:ilvl w:val="0"/>
-          <w:numId w:val="5"/>
-        </w:numPr>
-      </w:pPr>
-      <w:r>
-        <w:t>TPO can manage its profile</w:t>
-      </w:r>
-    </w:p>
-    <w:p>
-      <w:pPr>
-        <w:pStyle w:val="ListParagraph"/>
-        <w:numPr>
-          <w:ilvl w:val="0"/>
-          <w:numId w:val="5"/>
-        </w:numPr>
-      </w:pPr>
-      <w:r>
-        <w:t>Change password</w:t>
-      </w:r>
-    </w:p>
-    <w:p>
-      <w:pPr>
-        <w:pStyle w:val="ListParagraph"/>
-        <w:numPr>
-          <w:ilvl w:val="0"/>
-          <w:numId w:val="5"/>
-        </w:numPr>
-      </w:pPr>
-      <w:r>
-        <w:t>Post vacancies for placement drive</w:t>
-      </w:r>
-    </w:p>
-    <w:p>
-      <w:pPr>
-        <w:pStyle w:val="ListParagraph"/>
-        <w:numPr>
-          <w:ilvl w:val="0"/>
-          <w:numId w:val="5"/>
-        </w:numPr>
-      </w:pPr>
-      <w:r>
-        <w:t xml:space="preserve">View list of students who are appearing or be a part of placement drive </w:t>
-      </w:r>
-    </w:p>
-    <w:p>
-      <w:r>
-        <w:t xml:space="preserve"> </w:t>
-      </w:r>
-    </w:p>
-    <w:p>
-      <w:r>
-        <w:lastRenderedPageBreak/>
-        <w:t xml:space="preserve">Technology </w:t>
-      </w:r>
-      <w:proofErr w:type="gramStart"/>
-      <w:r>
-        <w:t>stack :</w:t>
-      </w:r>
-      <w:proofErr w:type="gramEnd"/>
-      <w:r>
-        <w:t xml:space="preserve"> Mern stack</w:t>
-      </w:r>
-    </w:p>
-    <w:p>
-      <w:r>
-        <w:t>Backend</w:t>
-      </w:r>
-      <w:proofErr w:type="gramStart"/>
-      <w:r>
-        <w:t xml:space="preserve">:  </w:t>
-      </w:r>
-      <w:proofErr w:type="spellStart"/>
-      <w:r>
-        <w:t>nODEJS</w:t>
-      </w:r>
-      <w:proofErr w:type="spellEnd"/>
-      <w:proofErr w:type="gramEnd"/>
-      <w:r>
-        <w:t xml:space="preserve">, </w:t>
-      </w:r>
-      <w:proofErr w:type="spellStart"/>
-      <w:r>
-        <w:t>ExpressJs</w:t>
-      </w:r>
-      <w:proofErr w:type="spellEnd"/>
-      <w:r>
-        <w:t>(</w:t>
-      </w:r>
-      <w:proofErr w:type="spellStart"/>
-      <w:r>
-        <w:t>fRAMEWORK</w:t>
-      </w:r>
-      <w:proofErr w:type="spellEnd"/>
-      <w:r>
-        <w:t>)</w:t>
-      </w:r>
-    </w:p>
-    <w:p>
-      <w:proofErr w:type="gramStart"/>
-      <w:r>
-        <w:t>Database :</w:t>
-      </w:r>
-      <w:proofErr w:type="gramEnd"/>
-      <w:r>
-        <w:t xml:space="preserve"> </w:t>
-      </w:r>
-      <w:proofErr w:type="spellStart"/>
-      <w:r>
-        <w:t>Mongodb</w:t>
-      </w:r>
-      <w:proofErr w:type="spellEnd"/>
-    </w:p>
-    <w:p>
-      <w:pPr>
-        <w:pBdr>
-          <w:bottom w:val="single" w:sz="6" w:space="1" w:color="auto"/>
-        </w:pBdr>
-      </w:pPr>
-      <w:proofErr w:type="gramStart"/>
-      <w:r>
-        <w:t>Frontend :</w:t>
-      </w:r>
-      <w:proofErr w:type="gramEnd"/>
-      <w:r>
-        <w:t xml:space="preserve"> React JS </w:t>
-      </w:r>
-    </w:p>
-    <w:p/>
-    <w:p>
       <w:pPr>
         <w:rPr>
           <w:b/>
@@ -542,7 +35,7 @@
     <w:p>
       <w:r>
         <w:pict w14:anchorId="5E33E800">
-          <v:rect id="_x0000_i1121" style="width:0;height:1.5pt" o:hralign="center" o:hrstd="t" o:hr="t" fillcolor="#a0a0a0" stroked="f"/>
+          <v:rect id="_x0000_i1025" style="width:0;height:1.5pt" o:hralign="center" o:hrstd="t" o:hr="t" fillcolor="#a0a0a0" stroked="f"/>
         </w:pict>
       </w:r>
     </w:p>
@@ -574,7 +67,7 @@
     <w:p>
       <w:r>
         <w:pict w14:anchorId="08582357">
-          <v:rect id="_x0000_i1122" style="width:0;height:1.5pt" o:hralign="center" o:hrstd="t" o:hr="t" fillcolor="#a0a0a0" stroked="f"/>
+          <v:rect id="_x0000_i1026" style="width:0;height:1.5pt" o:hralign="center" o:hrstd="t" o:hr="t" fillcolor="#a0a0a0" stroked="f"/>
         </w:pict>
       </w:r>
     </w:p>
@@ -644,19 +137,14 @@
           <w:numId w:val="6"/>
         </w:numPr>
       </w:pPr>
-      <w:proofErr w:type="gramStart"/>
-      <w:r>
-        <w:t>To provide</w:t>
-      </w:r>
-      <w:proofErr w:type="gramEnd"/>
-      <w:r>
-        <w:t xml:space="preserve"> real-time job updates to students</w:t>
+      <w:r>
+        <w:t>To provide real-time job updates to students</w:t>
       </w:r>
     </w:p>
     <w:p>
       <w:r>
         <w:pict w14:anchorId="38508431">
-          <v:rect id="_x0000_i1123" style="width:0;height:1.5pt" o:hralign="center" o:hrstd="t" o:hr="t" fillcolor="#a0a0a0" stroked="f"/>
+          <v:rect id="_x0000_i1027" style="width:0;height:1.5pt" o:hralign="center" o:hrstd="t" o:hr="t" fillcolor="#a0a0a0" stroked="f"/>
         </w:pict>
       </w:r>
     </w:p>
@@ -710,7 +198,6 @@
         </w:numPr>
       </w:pPr>
       <w:r>
-        <w:lastRenderedPageBreak/>
         <w:t>Admin for monitoring and controlling the system</w:t>
       </w:r>
     </w:p>
@@ -722,7 +209,7 @@
     <w:p>
       <w:r>
         <w:pict w14:anchorId="03EC1F80">
-          <v:rect id="_x0000_i1124" style="width:0;height:1.5pt" o:hralign="center" o:hrstd="t" o:hr="t" fillcolor="#a0a0a0" stroked="f"/>
+          <v:rect id="_x0000_i1028" style="width:0;height:1.5pt" o:hralign="center" o:hrstd="t" o:hr="t" fillcolor="#a0a0a0" stroked="f"/>
         </w:pict>
       </w:r>
     </w:p>
@@ -753,6 +240,7 @@
           <w:b/>
           <w:bCs/>
         </w:rPr>
+        <w:lastRenderedPageBreak/>
         <w:t>4.1 Admin Panel</w:t>
       </w:r>
     </w:p>
@@ -774,13 +262,8 @@
           <w:numId w:val="8"/>
         </w:numPr>
       </w:pPr>
-      <w:proofErr w:type="gramStart"/>
-      <w:r>
-        <w:t>Approve</w:t>
-      </w:r>
-      <w:proofErr w:type="gramEnd"/>
-      <w:r>
-        <w:t xml:space="preserve"> TPO registrations</w:t>
+      <w:r>
+        <w:t>Approve TPO registrations</w:t>
       </w:r>
     </w:p>
     <w:p>
@@ -926,7 +409,7 @@
     <w:p>
       <w:r>
         <w:pict w14:anchorId="148120DC">
-          <v:rect id="_x0000_i1125" style="width:0;height:1.5pt" o:hralign="center" o:hrstd="t" o:hr="t" fillcolor="#a0a0a0" stroked="f"/>
+          <v:rect id="_x0000_i1029" style="width:0;height:1.5pt" o:hralign="center" o:hrstd="t" o:hr="t" fillcolor="#a0a0a0" stroked="f"/>
         </w:pict>
       </w:r>
     </w:p>
@@ -1005,7 +488,6 @@
           <w:b/>
           <w:bCs/>
         </w:rPr>
-        <w:lastRenderedPageBreak/>
         <w:t>Student</w:t>
       </w:r>
     </w:p>
@@ -1065,6 +547,7 @@
         </w:numPr>
       </w:pPr>
       <w:r>
+        <w:lastRenderedPageBreak/>
         <w:t>Post job opportunities</w:t>
       </w:r>
     </w:p>
@@ -1093,7 +576,7 @@
     <w:p>
       <w:r>
         <w:pict w14:anchorId="38D6439B">
-          <v:rect id="_x0000_i1126" style="width:0;height:1.5pt" o:hralign="center" o:hrstd="t" o:hr="t" fillcolor="#a0a0a0" stroked="f"/>
+          <v:rect id="_x0000_i1030" style="width:0;height:1.5pt" o:hralign="center" o:hrstd="t" o:hr="t" fillcolor="#a0a0a0" stroked="f"/>
         </w:pict>
       </w:r>
     </w:p>
@@ -1159,7 +642,7 @@
     <w:p>
       <w:r>
         <w:pict w14:anchorId="0EEC672E">
-          <v:rect id="_x0000_i1127" style="width:0;height:1.5pt" o:hralign="center" o:hrstd="t" o:hr="t" fillcolor="#a0a0a0" stroked="f"/>
+          <v:rect id="_x0000_i1031" style="width:0;height:1.5pt" o:hralign="center" o:hrstd="t" o:hr="t" fillcolor="#a0a0a0" stroked="f"/>
         </w:pict>
       </w:r>
     </w:p>
@@ -1228,7 +711,7 @@
     <w:p>
       <w:r>
         <w:pict w14:anchorId="1E3F0955">
-          <v:rect id="_x0000_i1128" style="width:0;height:1.5pt" o:hralign="center" o:hrstd="t" o:hr="t" fillcolor="#a0a0a0" stroked="f"/>
+          <v:rect id="_x0000_i1032" style="width:0;height:1.5pt" o:hralign="center" o:hrstd="t" o:hr="t" fillcolor="#a0a0a0" stroked="f"/>
         </w:pict>
       </w:r>
     </w:p>
@@ -1277,7 +760,6 @@
         </w:numPr>
       </w:pPr>
       <w:r>
-        <w:lastRenderedPageBreak/>
         <w:t>Database: MongoDB</w:t>
       </w:r>
     </w:p>
@@ -1295,7 +777,7 @@
     <w:p>
       <w:r>
         <w:pict w14:anchorId="7355CF80">
-          <v:rect id="_x0000_i1129" style="width:0;height:1.5pt" o:hralign="center" o:hrstd="t" o:hr="t" fillcolor="#a0a0a0" stroked="f"/>
+          <v:rect id="_x0000_i1033" style="width:0;height:1.5pt" o:hralign="center" o:hrstd="t" o:hr="t" fillcolor="#a0a0a0" stroked="f"/>
         </w:pict>
       </w:r>
     </w:p>
@@ -1337,6 +819,7 @@
         </w:numPr>
       </w:pPr>
       <w:r>
+        <w:lastRenderedPageBreak/>
         <w:t>id</w:t>
       </w:r>
     </w:p>
@@ -1400,12 +883,14 @@
         <w:rPr>
           <w:b/>
           <w:bCs/>
+          <w:color w:val="00B050"/>
         </w:rPr>
       </w:pPr>
       <w:r>
         <w:rPr>
           <w:b/>
           <w:bCs/>
+          <w:color w:val="00B050"/>
         </w:rPr>
         <w:t>TPO</w:t>
       </w:r>
@@ -1416,10 +901,28 @@
           <w:ilvl w:val="0"/>
           <w:numId w:val="18"/>
         </w:numPr>
-      </w:pPr>
-      <w:r>
+        <w:rPr>
+          <w:color w:val="00B050"/>
+        </w:rPr>
+      </w:pPr>
+      <w:r>
+        <w:rPr>
+          <w:color w:val="00B050"/>
+        </w:rPr>
+        <w:t>_</w:t>
+      </w:r>
+      <w:r>
+        <w:rPr>
+          <w:color w:val="00B050"/>
+        </w:rPr>
         <w:t>id</w:t>
       </w:r>
+      <w:r>
+        <w:rPr>
+          <w:color w:val="00B050"/>
+        </w:rPr>
+        <w:t>(email)</w:t>
+      </w:r>
     </w:p>
     <w:p>
       <w:pPr>
@@ -1427,9 +930,15 @@
           <w:ilvl w:val="0"/>
           <w:numId w:val="18"/>
         </w:numPr>
-      </w:pPr>
-      <w:r>
-        <w:t>name</w:t>
+        <w:rPr>
+          <w:color w:val="00B050"/>
+        </w:rPr>
+      </w:pPr>
+      <w:r>
+        <w:rPr>
+          <w:color w:val="00B050"/>
+        </w:rPr>
+        <w:t>username</w:t>
       </w:r>
     </w:p>
     <w:p>
@@ -1438,9 +947,15 @@
           <w:ilvl w:val="0"/>
           <w:numId w:val="18"/>
         </w:numPr>
-      </w:pPr>
-      <w:r>
-        <w:t>email</w:t>
+        <w:rPr>
+          <w:color w:val="00B050"/>
+        </w:rPr>
+      </w:pPr>
+      <w:r>
+        <w:rPr>
+          <w:color w:val="00B050"/>
+        </w:rPr>
+        <w:t>password</w:t>
       </w:r>
     </w:p>
     <w:p>
@@ -1449,9 +964,15 @@
           <w:ilvl w:val="0"/>
           <w:numId w:val="18"/>
         </w:numPr>
-      </w:pPr>
-      <w:r>
-        <w:t>password</w:t>
+        <w:rPr>
+          <w:color w:val="00B050"/>
+        </w:rPr>
+      </w:pPr>
+      <w:r>
+        <w:rPr>
+          <w:color w:val="00B050"/>
+        </w:rPr>
+        <w:t>emailVerify</w:t>
       </w:r>
     </w:p>
     <w:p>
@@ -1460,8 +981,31 @@
           <w:ilvl w:val="0"/>
           <w:numId w:val="18"/>
         </w:numPr>
-      </w:pPr>
-      <w:r>
+        <w:rPr>
+          <w:color w:val="00B050"/>
+        </w:rPr>
+      </w:pPr>
+      <w:r>
+        <w:rPr>
+          <w:color w:val="00B050"/>
+        </w:rPr>
+        <w:t>adminVerify</w:t>
+      </w:r>
+    </w:p>
+    <w:p>
+      <w:pPr>
+        <w:numPr>
+          <w:ilvl w:val="0"/>
+          <w:numId w:val="18"/>
+        </w:numPr>
+        <w:rPr>
+          <w:color w:val="00B050"/>
+        </w:rPr>
+      </w:pPr>
+      <w:r>
+        <w:rPr>
+          <w:color w:val="00B050"/>
+        </w:rPr>
         <w:t>status</w:t>
       </w:r>
     </w:p>
@@ -1498,11 +1042,9 @@
           <w:numId w:val="19"/>
         </w:numPr>
       </w:pPr>
-      <w:proofErr w:type="spellStart"/>
       <w:r>
         <w:t>company_name</w:t>
       </w:r>
-      <w:proofErr w:type="spellEnd"/>
     </w:p>
     <w:p>
       <w:pPr>
@@ -1533,16 +1075,14 @@
           <w:numId w:val="19"/>
         </w:numPr>
       </w:pPr>
-      <w:proofErr w:type="gramStart"/>
       <w:r>
         <w:t>description</w:t>
       </w:r>
-      <w:proofErr w:type="gramEnd"/>
     </w:p>
     <w:p>
       <w:r>
         <w:pict w14:anchorId="3E066899">
-          <v:rect id="_x0000_i1130" style="width:0;height:1.5pt" o:hralign="center" o:hrstd="t" o:hr="t" fillcolor="#a0a0a0" stroked="f"/>
+          <v:rect id="_x0000_i1034" style="width:0;height:1.5pt" o:hralign="center" o:hrstd="t" o:hr="t" fillcolor="#a0a0a0" stroked="f"/>
         </w:pict>
       </w:r>
     </w:p>
@@ -1580,7 +1120,6 @@
         </w:numPr>
       </w:pPr>
       <w:r>
-        <w:lastRenderedPageBreak/>
         <w:t>Faster communication</w:t>
       </w:r>
     </w:p>
@@ -1609,7 +1148,7 @@
     <w:p>
       <w:r>
         <w:pict w14:anchorId="16E77C3E">
-          <v:rect id="_x0000_i1131" style="width:0;height:1.5pt" o:hralign="center" o:hrstd="t" o:hr="t" fillcolor="#a0a0a0" stroked="f"/>
+          <v:rect id="_x0000_i1035" style="width:0;height:1.5pt" o:hralign="center" o:hrstd="t" o:hr="t" fillcolor="#a0a0a0" stroked="f"/>
         </w:pict>
       </w:r>
     </w:p>
@@ -1625,6 +1164,7 @@
           <w:b/>
           <w:bCs/>
         </w:rPr>
+        <w:lastRenderedPageBreak/>
         <w:t>11. Limitations</w:t>
       </w:r>
     </w:p>
@@ -1653,7 +1193,7 @@
     <w:p>
       <w:r>
         <w:pict w14:anchorId="49961503">
-          <v:rect id="_x0000_i1132" style="width:0;height:1.5pt" o:hralign="center" o:hrstd="t" o:hr="t" fillcolor="#a0a0a0" stroked="f"/>
+          <v:rect id="_x0000_i1036" style="width:0;height:1.5pt" o:hralign="center" o:hrstd="t" o:hr="t" fillcolor="#a0a0a0" stroked="f"/>
         </w:pict>
       </w:r>
     </w:p>
@@ -1719,7 +1259,7 @@
     <w:p>
       <w:r>
         <w:pict w14:anchorId="1DB100AA">
-          <v:rect id="_x0000_i1133" style="width:0;height:1.5pt" o:hralign="center" o:hrstd="t" o:hr="t" fillcolor="#a0a0a0" stroked="f"/>
+          <v:rect id="_x0000_i1037" style="width:0;height:1.5pt" o:hralign="center" o:hrstd="t" o:hr="t" fillcolor="#a0a0a0" stroked="f"/>
         </w:pict>
       </w:r>
     </w:p>
@@ -1883,7 +1423,6 @@
         </w:numPr>
       </w:pPr>
       <w:r>
-        <w:lastRenderedPageBreak/>
         <w:t>Includes company name, role, eligibility, and description</w:t>
       </w:r>
     </w:p>
@@ -1909,13 +1448,8 @@
           <w:numId w:val="27"/>
         </w:numPr>
       </w:pPr>
-      <w:proofErr w:type="gramStart"/>
-      <w:r>
-        <w:t>Allows</w:t>
-      </w:r>
-      <w:proofErr w:type="gramEnd"/>
-      <w:r>
-        <w:t xml:space="preserve"> students to apply for a selected job</w:t>
+      <w:r>
+        <w:t>Allows students to apply for a selected job</w:t>
       </w:r>
     </w:p>
     <w:p>
@@ -1941,6 +1475,7 @@
           <w:b/>
           <w:bCs/>
         </w:rPr>
+        <w:lastRenderedPageBreak/>
         <w:t>13.6 Admin Dashboard</w:t>
       </w:r>
     </w:p>
@@ -2037,7 +1572,7 @@
     <w:p>
       <w:r>
         <w:pict w14:anchorId="2A7334CE">
-          <v:rect id="_x0000_i1134" style="width:0;height:1.5pt" o:hralign="center" o:hrstd="t" o:hr="t" fillcolor="#a0a0a0" stroked="f"/>
+          <v:rect id="_x0000_i1038" style="width:0;height:1.5pt" o:hralign="center" o:hrstd="t" o:hr="t" fillcolor="#a0a0a0" stroked="f"/>
         </w:pict>
       </w:r>
     </w:p>
@@ -2064,7 +1599,7 @@
     <w:p>
       <w:r>
         <w:pict w14:anchorId="20BD7B69">
-          <v:rect id="_x0000_i1135" style="width:0;height:1.5pt" o:hralign="center" o:hrstd="t" o:hr="t" fillcolor="#a0a0a0" stroked="f"/>
+          <v:rect id="_x0000_i1039" style="width:0;height:1.5pt" o:hralign="center" o:hrstd="t" o:hr="t" fillcolor="#a0a0a0" stroked="f"/>
         </w:pict>
       </w:r>
     </w:p>
@@ -2130,7 +1665,7 @@
     <w:p>
       <w:r>
         <w:pict w14:anchorId="203423F1">
-          <v:rect id="_x0000_i1136" style="width:0;height:1.5pt" o:hralign="center" o:hrstd="t" o:hr="t" fillcolor="#a0a0a0" stroked="f"/>
+          <v:rect id="_x0000_i1040" style="width:0;height:1.5pt" o:hralign="center" o:hrstd="t" o:hr="t" fillcolor="#a0a0a0" stroked="f"/>
         </w:pict>
       </w:r>
     </w:p>
@@ -2164,7 +1699,6 @@
           <w:b/>
           <w:bCs/>
         </w:rPr>
-        <w:lastRenderedPageBreak/>
         <w:t>College Name:</w:t>
       </w:r>
       <w:r>
@@ -7214,6 +6748,7 @@
   <w:style w:type="character" w:default="1" w:styleId="DefaultParagraphFont">
     <w:name w:val="Default Paragraph Font"/>
     <w:uiPriority w:val="1"/>
+    <w:semiHidden/>
     <w:unhideWhenUsed/>
   </w:style>
   <w:style w:type="table" w:default="1" w:styleId="TableNormal">
